--- a/SI.docx
+++ b/SI.docx
@@ -19,7 +19,23 @@
           <w:b/>
           <w:bCs/>
         </w:rPr>
-        <w:t>Ultra-Fast Machine Learned Interatomic Potential for MoS₂ Enabling Non-Equilibrium Molecular-Dynamics Simulation of Epitaxial Growth</w:t>
+        <w:t>Ultra-Fast Machine</w:t>
+      </w:r>
+      <w:r>
+        <w:rPr>
+          <w:rFonts w:ascii="Times New Roman" w:hAnsi="Times New Roman" w:cs="Times New Roman"/>
+          <w:b/>
+          <w:bCs/>
+        </w:rPr>
+        <w:t>-</w:t>
+      </w:r>
+      <w:r>
+        <w:rPr>
+          <w:rFonts w:ascii="Times New Roman" w:hAnsi="Times New Roman" w:cs="Times New Roman"/>
+          <w:b/>
+          <w:bCs/>
+        </w:rPr>
+        <w:t>Learned Interatomic Potential for MoS₂ Enabling Non-Equilibrium Molecular-Dynamics Simulation of Epitaxial Growth</w:t>
       </w:r>
     </w:p>
     <w:p>
@@ -4310,7 +4326,7 @@
     </w:tbl>
     <w:p/>
     <w:sectPr>
-      <w:headerReference w:type="default" r:id="rId10"/>
+      <w:headerReference w:type="default" r:id="rId9"/>
       <w:pgSz w:w="12240" w:h="15840"/>
       <w:pgMar w:top="1440" w:right="1440" w:bottom="1440" w:left="1440" w:header="720" w:footer="720" w:gutter="0"/>
       <w:cols w:space="720"/>
@@ -4396,10 +4412,6 @@
     </w:r>
   </w:p>
 </w:hdr>
-</file>
-
-<file path=word/numbering.xml><?xml version="1.0" encoding="utf-8"?>
-<w:numbering xmlns:wpc="http://schemas.microsoft.com/office/word/2010/wordprocessingCanvas" xmlns:cx="http://schemas.microsoft.com/office/drawing/2014/chartex" xmlns:cx1="http://schemas.microsoft.com/office/drawing/2015/9/8/chartex" xmlns:cx2="http://schemas.microsoft.com/office/drawing/2015/10/21/chartex" xmlns:cx3="http://schemas.microsoft.com/office/drawing/2016/5/9/chartex" xmlns:cx4="http://schemas.microsoft.com/office/drawing/2016/5/10/chartex" xmlns:cx5="http://schemas.microsoft.com/office/drawing/2016/5/11/chartex" xmlns:cx6="http://schemas.microsoft.com/office/drawing/2016/5/12/chartex" xmlns:cx7="http://schemas.microsoft.com/office/drawing/2016/5/13/chartex" xmlns:cx8="http://schemas.microsoft.com/office/drawing/2016/5/14/chartex" xmlns:mc="http://schemas.openxmlformats.org/markup-compatibility/2006" xmlns:aink="http://schemas.microsoft.com/office/drawing/2016/ink" xmlns:am3d="http://schemas.microsoft.com/office/drawing/2017/model3d" xmlns:o="urn:schemas-microsoft-com:office:office" xmlns:oel="http://schemas.microsoft.com/office/2019/extlst" xmlns:r="http://schemas.openxmlformats.org/officeDocument/2006/relationships" xmlns:m="http://schemas.openxmlformats.org/officeDocument/2006/math" xmlns:v="urn:schemas-microsoft-com:vml" xmlns:wp14="http://schemas.microsoft.com/office/word/2010/wordprocessingDrawing" xmlns:wp="http://schemas.openxmlformats.org/drawingml/2006/wordprocessingDrawing" xmlns:w10="urn:schemas-microsoft-com:office:word" xmlns:w="http://schemas.openxmlformats.org/wordprocessingml/2006/main" xmlns:w14="http://schemas.microsoft.com/office/word/2010/wordml" xmlns:w15="http://schemas.microsoft.com/office/word/2012/wordml" xmlns:w16cex="http://schemas.microsoft.com/office/word/2018/wordml/cex" xmlns:w16cid="http://schemas.microsoft.com/office/word/2016/wordml/cid" xmlns:w16="http://schemas.microsoft.com/office/word/2018/wordml" xmlns:w16du="http://schemas.microsoft.com/office/word/2023/wordml/word16du" xmlns:w16sdtdh="http://schemas.microsoft.com/office/word/2020/wordml/sdtdatahash" xmlns:w16sdtfl="http://schemas.microsoft.com/office/word/2024/wordml/sdtformatlock" xmlns:w16se="http://schemas.microsoft.com/office/word/2015/wordml/symex" xmlns:wpg="http://schemas.microsoft.com/office/word/2010/wordprocessingGroup" xmlns:wpi="http://schemas.microsoft.com/office/word/2010/wordprocessingInk" xmlns:wne="http://schemas.microsoft.com/office/word/2006/wordml" xmlns:wps="http://schemas.microsoft.com/office/word/2010/wordprocessingShape" mc:Ignorable="w14 w15 w16se w16cid w16 w16cex w16sdtdh w16sdtfl w16du wp14"/>
 </file>
 
 <file path=word/styles.xml><?xml version="1.0" encoding="utf-8"?>
@@ -5936,20 +5948,20 @@
 </file>
 
 <file path=customXml/item2.xml><?xml version="1.0" encoding="utf-8"?>
+<p:properties xmlns:p="http://schemas.microsoft.com/office/2006/metadata/properties" xmlns:xsi="http://www.w3.org/2001/XMLSchema-instance" xmlns:pc="http://schemas.microsoft.com/office/infopath/2007/PartnerControls">
+  <documentManagement>
+    <_activity xmlns="e5940136-3a96-421c-8544-2602b63fadb2" xsi:nil="true"/>
+  </documentManagement>
+</p:properties>
+</file>
+
+<file path=customXml/item3.xml><?xml version="1.0" encoding="utf-8"?>
 <?mso-contentType ?>
 <FormTemplates xmlns="http://schemas.microsoft.com/sharepoint/v3/contenttype/forms">
   <Display>DocumentLibraryForm</Display>
   <Edit>DocumentLibraryForm</Edit>
   <New>DocumentLibraryForm</New>
 </FormTemplates>
-</file>
-
-<file path=customXml/item3.xml><?xml version="1.0" encoding="utf-8"?>
-<p:properties xmlns:p="http://schemas.microsoft.com/office/2006/metadata/properties" xmlns:xsi="http://www.w3.org/2001/XMLSchema-instance" xmlns:pc="http://schemas.microsoft.com/office/infopath/2007/PartnerControls">
-  <documentManagement>
-    <_activity xmlns="e5940136-3a96-421c-8544-2602b63fadb2" xsi:nil="true"/>
-  </documentManagement>
-</p:properties>
 </file>
 
 <file path=customXml/itemProps1.xml><?xml version="1.0" encoding="utf-8"?>
@@ -5972,26 +5984,26 @@
 </file>
 
 <file path=customXml/itemProps2.xml><?xml version="1.0" encoding="utf-8"?>
+<ds:datastoreItem xmlns:ds="http://schemas.openxmlformats.org/officeDocument/2006/customXml" ds:itemID="{A73F9857-B3DA-4DEA-8450-8992A1BB3E61}">
+  <ds:schemaRefs>
+    <ds:schemaRef ds:uri="http://purl.org/dc/terms/"/>
+    <ds:schemaRef ds:uri="e5940136-3a96-421c-8544-2602b63fadb2"/>
+    <ds:schemaRef ds:uri="603fee5e-28e9-4833-90f2-2198a9b0afab"/>
+    <ds:schemaRef ds:uri="http://schemas.microsoft.com/office/2006/metadata/properties"/>
+    <ds:schemaRef ds:uri="http://schemas.microsoft.com/office/infopath/2007/PartnerControls"/>
+    <ds:schemaRef ds:uri="http://purl.org/dc/elements/1.1/"/>
+    <ds:schemaRef ds:uri="http://schemas.microsoft.com/office/2006/documentManagement/types"/>
+    <ds:schemaRef ds:uri="http://schemas.openxmlformats.org/package/2006/metadata/core-properties"/>
+    <ds:schemaRef ds:uri="http://www.w3.org/XML/1998/namespace"/>
+    <ds:schemaRef ds:uri="http://purl.org/dc/dcmitype/"/>
+  </ds:schemaRefs>
+</ds:datastoreItem>
+</file>
+
+<file path=customXml/itemProps3.xml><?xml version="1.0" encoding="utf-8"?>
 <ds:datastoreItem xmlns:ds="http://schemas.openxmlformats.org/officeDocument/2006/customXml" ds:itemID="{B9CAFD49-3137-422A-92B3-6174F06E0AFF}">
   <ds:schemaRefs>
     <ds:schemaRef ds:uri="http://schemas.microsoft.com/sharepoint/v3/contenttype/forms"/>
   </ds:schemaRefs>
 </ds:datastoreItem>
-</file>
-
-<file path=customXml/itemProps3.xml><?xml version="1.0" encoding="utf-8"?>
-<ds:datastoreItem xmlns:ds="http://schemas.openxmlformats.org/officeDocument/2006/customXml" ds:itemID="{A73F9857-B3DA-4DEA-8450-8992A1BB3E61}">
-  <ds:schemaRefs>
-    <ds:schemaRef ds:uri="http://purl.org/dc/elements/1.1/"/>
-    <ds:schemaRef ds:uri="603fee5e-28e9-4833-90f2-2198a9b0afab"/>
-    <ds:schemaRef ds:uri="http://schemas.microsoft.com/office/2006/documentManagement/types"/>
-    <ds:schemaRef ds:uri="http://schemas.microsoft.com/office/infopath/2007/PartnerControls"/>
-    <ds:schemaRef ds:uri="http://purl.org/dc/dcmitype/"/>
-    <ds:schemaRef ds:uri="e5940136-3a96-421c-8544-2602b63fadb2"/>
-    <ds:schemaRef ds:uri="http://www.w3.org/XML/1998/namespace"/>
-    <ds:schemaRef ds:uri="http://schemas.openxmlformats.org/package/2006/metadata/core-properties"/>
-    <ds:schemaRef ds:uri="http://schemas.microsoft.com/office/2006/metadata/properties"/>
-    <ds:schemaRef ds:uri="http://purl.org/dc/terms/"/>
-  </ds:schemaRefs>
-</ds:datastoreItem>
 </file>
--- a/SI.docx
+++ b/SI.docx
@@ -185,7 +185,23 @@
           <w:bCs/>
           <w:color w:val="156082" w:themeColor="accent1"/>
         </w:rPr>
-        <w:t>SI Table I. Energetics of Defect Structures in Monolayer MoS</w:t>
+        <w:t xml:space="preserve">Table </w:t>
+      </w:r>
+      <w:r>
+        <w:rPr>
+          <w:b/>
+          <w:bCs/>
+          <w:color w:val="156082" w:themeColor="accent1"/>
+        </w:rPr>
+        <w:t>S</w:t>
+      </w:r>
+      <w:r>
+        <w:rPr>
+          <w:b/>
+          <w:bCs/>
+          <w:color w:val="156082" w:themeColor="accent1"/>
+        </w:rPr>
+        <w:t>I. Energetics of Defect Structures in Monolayer MoS</w:t>
       </w:r>
       <w:r>
         <w:rPr>
@@ -5689,6 +5705,23 @@
 </file>
 
 <file path=customXml/item1.xml><?xml version="1.0" encoding="utf-8"?>
+<?mso-contentType ?>
+<FormTemplates xmlns="http://schemas.microsoft.com/sharepoint/v3/contenttype/forms">
+  <Display>DocumentLibraryForm</Display>
+  <Edit>DocumentLibraryForm</Edit>
+  <New>DocumentLibraryForm</New>
+</FormTemplates>
+</file>
+
+<file path=customXml/item2.xml><?xml version="1.0" encoding="utf-8"?>
+<p:properties xmlns:p="http://schemas.microsoft.com/office/2006/metadata/properties" xmlns:xsi="http://www.w3.org/2001/XMLSchema-instance" xmlns:pc="http://schemas.microsoft.com/office/infopath/2007/PartnerControls">
+  <documentManagement>
+    <_activity xmlns="e5940136-3a96-421c-8544-2602b63fadb2" xsi:nil="true"/>
+  </documentManagement>
+</p:properties>
+</file>
+
+<file path=customXml/item3.xml><?xml version="1.0" encoding="utf-8"?>
 <ct:contentTypeSchema xmlns:ct="http://schemas.microsoft.com/office/2006/metadata/contentType" xmlns:ma="http://schemas.microsoft.com/office/2006/metadata/properties/metaAttributes" ct:_="" ma:_="" ma:contentTypeName="Document" ma:contentTypeID="0x010100CA627D184E5B51479AD8C9EBF9AFA38C" ma:contentTypeVersion="19" ma:contentTypeDescription="Create a new document." ma:contentTypeScope="" ma:versionID="f611db6e3e10ea79f01bae6f293ab7e3">
   <xsd:schema xmlns:xsd="http://www.w3.org/2001/XMLSchema" xmlns:xs="http://www.w3.org/2001/XMLSchema" xmlns:p="http://schemas.microsoft.com/office/2006/metadata/properties" xmlns:ns3="e5940136-3a96-421c-8544-2602b63fadb2" xmlns:ns4="603fee5e-28e9-4833-90f2-2198a9b0afab" targetNamespace="http://schemas.microsoft.com/office/2006/metadata/properties" ma:root="true" ma:fieldsID="f0f063de366a514fc7288ddfce6cb56e" ns3:_="" ns4:_="">
     <xsd:import namespace="e5940136-3a96-421c-8544-2602b63fadb2"/>
@@ -5947,24 +5980,25 @@
 </ct:contentTypeSchema>
 </file>
 
-<file path=customXml/item2.xml><?xml version="1.0" encoding="utf-8"?>
-<p:properties xmlns:p="http://schemas.microsoft.com/office/2006/metadata/properties" xmlns:xsi="http://www.w3.org/2001/XMLSchema-instance" xmlns:pc="http://schemas.microsoft.com/office/infopath/2007/PartnerControls">
-  <documentManagement>
-    <_activity xmlns="e5940136-3a96-421c-8544-2602b63fadb2" xsi:nil="true"/>
-  </documentManagement>
-</p:properties>
+<file path=customXml/itemProps1.xml><?xml version="1.0" encoding="utf-8"?>
+<ds:datastoreItem xmlns:ds="http://schemas.openxmlformats.org/officeDocument/2006/customXml" ds:itemID="{B9CAFD49-3137-422A-92B3-6174F06E0AFF}">
+  <ds:schemaRefs>
+    <ds:schemaRef ds:uri="http://schemas.microsoft.com/sharepoint/v3/contenttype/forms"/>
+  </ds:schemaRefs>
+</ds:datastoreItem>
 </file>
 
-<file path=customXml/item3.xml><?xml version="1.0" encoding="utf-8"?>
-<?mso-contentType ?>
-<FormTemplates xmlns="http://schemas.microsoft.com/sharepoint/v3/contenttype/forms">
-  <Display>DocumentLibraryForm</Display>
-  <Edit>DocumentLibraryForm</Edit>
-  <New>DocumentLibraryForm</New>
-</FormTemplates>
+<file path=customXml/itemProps2.xml><?xml version="1.0" encoding="utf-8"?>
+<ds:datastoreItem xmlns:ds="http://schemas.openxmlformats.org/officeDocument/2006/customXml" ds:itemID="{A73F9857-B3DA-4DEA-8450-8992A1BB3E61}">
+  <ds:schemaRefs>
+    <ds:schemaRef ds:uri="http://schemas.microsoft.com/office/2006/metadata/properties"/>
+    <ds:schemaRef ds:uri="http://schemas.microsoft.com/office/infopath/2007/PartnerControls"/>
+    <ds:schemaRef ds:uri="e5940136-3a96-421c-8544-2602b63fadb2"/>
+  </ds:schemaRefs>
+</ds:datastoreItem>
 </file>
 
-<file path=customXml/itemProps1.xml><?xml version="1.0" encoding="utf-8"?>
+<file path=customXml/itemProps3.xml><?xml version="1.0" encoding="utf-8"?>
 <ds:datastoreItem xmlns:ds="http://schemas.openxmlformats.org/officeDocument/2006/customXml" ds:itemID="{12FA4345-A46E-48CF-977D-544BE2E59AF4}">
   <ds:schemaRefs>
     <ds:schemaRef ds:uri="http://schemas.microsoft.com/office/2006/metadata/contentType"/>
@@ -5981,29 +6015,4 @@
     <ds:schemaRef ds:uri="http://schemas.microsoft.com/internal/obd"/>
   </ds:schemaRefs>
 </ds:datastoreItem>
-</file>
-
-<file path=customXml/itemProps2.xml><?xml version="1.0" encoding="utf-8"?>
-<ds:datastoreItem xmlns:ds="http://schemas.openxmlformats.org/officeDocument/2006/customXml" ds:itemID="{A73F9857-B3DA-4DEA-8450-8992A1BB3E61}">
-  <ds:schemaRefs>
-    <ds:schemaRef ds:uri="http://purl.org/dc/terms/"/>
-    <ds:schemaRef ds:uri="e5940136-3a96-421c-8544-2602b63fadb2"/>
-    <ds:schemaRef ds:uri="603fee5e-28e9-4833-90f2-2198a9b0afab"/>
-    <ds:schemaRef ds:uri="http://schemas.microsoft.com/office/2006/metadata/properties"/>
-    <ds:schemaRef ds:uri="http://schemas.microsoft.com/office/infopath/2007/PartnerControls"/>
-    <ds:schemaRef ds:uri="http://purl.org/dc/elements/1.1/"/>
-    <ds:schemaRef ds:uri="http://schemas.microsoft.com/office/2006/documentManagement/types"/>
-    <ds:schemaRef ds:uri="http://schemas.openxmlformats.org/package/2006/metadata/core-properties"/>
-    <ds:schemaRef ds:uri="http://www.w3.org/XML/1998/namespace"/>
-    <ds:schemaRef ds:uri="http://purl.org/dc/dcmitype/"/>
-  </ds:schemaRefs>
-</ds:datastoreItem>
-</file>
-
-<file path=customXml/itemProps3.xml><?xml version="1.0" encoding="utf-8"?>
-<ds:datastoreItem xmlns:ds="http://schemas.openxmlformats.org/officeDocument/2006/customXml" ds:itemID="{B9CAFD49-3137-422A-92B3-6174F06E0AFF}">
-  <ds:schemaRefs>
-    <ds:schemaRef ds:uri="http://schemas.microsoft.com/sharepoint/v3/contenttype/forms"/>
-  </ds:schemaRefs>
-</ds:datastoreItem>
 </file>